--- a/apps/frontend/public/documentation/docx/TECHNICAL_ARCHITECTURE_GUIDE.docx
+++ b/apps/frontend/public/documentation/docx/TECHNICAL_ARCHITECTURE_GUIDE.docx
@@ -42,7 +42,7 @@
           <w:sz w:val="24"/>
           <w:szCs w:val="24"/>
         </w:rPr>
-        <w:t xml:space="preserve">Technical Architecture Guide — v1.7.3</w:t>
+        <w:t xml:space="preserve">Technical Architecture Guide — v1.8.0</w:t>
       </w:r>
     </w:p>
     <w:p>
@@ -1146,6 +1146,66 @@
         <w:rPr>
           <w:color w:val="0F6E56"/>
         </w:rPr>
+        <w:t xml:space="preserve">14a. Ghana location master</w:t>
+      </w:r>
+    </w:p>
+    <w:p>
+      <w:pPr>
+        <w:spacing w:after="120"/>
+      </w:pPr>
+      <w:r>
+        <w:rPr>
+          <w:sz w:val="22"/>
+          <w:szCs w:val="22"/>
+        </w:rPr>
+        <w:t xml:space="preserve">Canonical tables: regions, districts, sub_district_units, electoral_areas, communities, pending_community_suggestions, location_sync_log, location_aliases, location_data_quality_runs.</w:t>
+      </w:r>
+    </w:p>
+    <w:p>
+      <w:pPr>
+        <w:spacing w:after="120"/>
+      </w:pPr>
+      <w:r>
+        <w:rPr>
+          <w:sz w:val="22"/>
+          <w:szCs w:val="22"/>
+        </w:rPr>
+        <w:t xml:space="preserve">Runtime APIs: GET /api/v1/locations/regions, .../districts, .../sub-district-units, .../electoral-areas, .../communities, .../search, GET .../autocomplete, POST .../community-suggestions, GET .../sync/status.</w:t>
+      </w:r>
+    </w:p>
+    <w:p>
+      <w:pPr>
+        <w:spacing w:after="120"/>
+      </w:pPr>
+      <w:r>
+        <w:rPr>
+          <w:sz w:val="22"/>
+          <w:szCs w:val="22"/>
+        </w:rPr>
+        <w:t xml:space="preserve">Community autocomplete uses PostgreSQL pg_trgm ranking plus alias tables; no external search service. See documentation/location/COMMUNITY_SEARCH_ARCHITECTURE.md.</w:t>
+      </w:r>
+    </w:p>
+    <w:p>
+      <w:pPr>
+        <w:spacing w:after="120"/>
+      </w:pPr>
+      <w:r>
+        <w:rPr>
+          <w:sz w:val="22"/>
+          <w:szCs w:val="22"/>
+        </w:rPr>
+        <w:t xml:space="preserve">Import: npm run seed:ghana-hierarchy -w @wilms/domain. Adapters: scripts/location-sync/. Full design: documentation/location/.</w:t>
+      </w:r>
+    </w:p>
+    <w:p>
+      <w:pPr>
+        <w:pStyle w:val="Heading2"/>
+        <w:spacing w:after="100" w:before="200"/>
+      </w:pPr>
+      <w:r>
+        <w:rPr>
+          <w:color w:val="0F6E56"/>
+        </w:rPr>
         <w:t xml:space="preserve">15. Testing architecture</w:t>
       </w:r>
     </w:p>
@@ -1303,6 +1363,66 @@
           <w:szCs w:val="22"/>
         </w:rPr>
         <w:t xml:space="preserve">• Structured console logging (no external APM in production)</w:t>
+      </w:r>
+    </w:p>
+    <w:p>
+      <w:pPr>
+        <w:pStyle w:val="Heading2"/>
+        <w:spacing w:after="100" w:before="200"/>
+      </w:pPr>
+      <w:r>
+        <w:rPr>
+          <w:color w:val="0F6E56"/>
+        </w:rPr>
+        <w:t xml:space="preserve">18. v1.8.0 market-readiness architecture</w:t>
+      </w:r>
+    </w:p>
+    <w:p>
+      <w:pPr>
+        <w:spacing w:after="120"/>
+      </w:pPr>
+      <w:r>
+        <w:rPr>
+          <w:sz w:val="22"/>
+          <w:szCs w:val="22"/>
+        </w:rPr>
+        <w:t xml:space="preserve">• Display IDs are computed (not stored as the primary key). Documents must never print raw UUIDs.</w:t>
+      </w:r>
+    </w:p>
+    <w:p>
+      <w:pPr>
+        <w:spacing w:after="120"/>
+      </w:pPr>
+      <w:r>
+        <w:rPr>
+          <w:sz w:val="22"/>
+          <w:szCs w:val="22"/>
+        </w:rPr>
+        <w:t xml:space="preserve">• Group collection GPS is stored on payments.gps JSONB, including exception payloads.</w:t>
+      </w:r>
+    </w:p>
+    <w:p>
+      <w:pPr>
+        <w:spacing w:after="120"/>
+      </w:pPr>
+      <w:r>
+        <w:rPr>
+          <w:sz w:val="22"/>
+          <w:szCs w:val="22"/>
+        </w:rPr>
+        <w:t xml:space="preserve">• Borrower update requests are a maker-checker workflow with SMS on decision.</w:t>
+      </w:r>
+    </w:p>
+    <w:p>
+      <w:pPr>
+        <w:spacing w:after="120"/>
+      </w:pPr>
+      <w:r>
+        <w:rPr>
+          <w:sz w:val="22"/>
+          <w:szCs w:val="22"/>
+        </w:rPr>
+        <w:t xml:space="preserve">• See docs/v1.8.0/market-readiness/.</w:t>
       </w:r>
     </w:p>
     <w:p>
